--- a/Job Hunt 2026/2026-09-16 - Offensive Marketing Group - Video Editor II/Joshua_Chappell_CoverLetter_OMG.docx
+++ b/Job Hunt 2026/2026-09-16 - Offensive Marketing Group - Video Editor II/Joshua_Chappell_CoverLetter_OMG.docx
@@ -25,9 +25,9 @@
           <w:sz w:val="19"/>
           <w:szCs w:val="19"/>
         </w:rPr>
-        <w:t xml:space="preserve">Mesa, AZ  •  480-586-7959  •  </w:t>
-      </w:r>
-      <w:hyperlink w:history="1" r:id="rId3j9vgjnqf7fqjurbi8y4a">
+        <w:t xml:space="preserve">Mesa, AZ • 480-586-7959 • </w:t>
+      </w:r>
+      <w:hyperlink w:history="1" r:id="rIdtuwaecsayaeyfoxrcqqyj">
         <w:r>
           <w:rPr>
             <w:rFonts w:ascii="Calibri" w:cs="Calibri" w:eastAsia="Calibri" w:hAnsi="Calibri"/>
@@ -45,9 +45,9 @@
           <w:sz w:val="19"/>
           <w:szCs w:val="19"/>
         </w:rPr>
-        <w:t xml:space="preserve">  •  </w:t>
-      </w:r>
-      <w:hyperlink w:history="1" r:id="rIdkbj_up9dypus0-ko8hesy">
+        <w:t xml:space="preserve"> • </w:t>
+      </w:r>
+      <w:hyperlink w:history="1" r:id="rIdodrgmsl9azsock_ddeaak">
         <w:r>
           <w:rPr>
             <w:rFonts w:ascii="Calibri" w:cs="Calibri" w:eastAsia="Calibri" w:hAnsi="Calibri"/>
@@ -65,9 +65,9 @@
           <w:sz w:val="19"/>
           <w:szCs w:val="19"/>
         </w:rPr>
-        <w:t xml:space="preserve">  •  </w:t>
-      </w:r>
-      <w:hyperlink w:history="1" r:id="rIdn2zhoqmu2grdr97dbeiwj">
+        <w:t xml:space="preserve"> • </w:t>
+      </w:r>
+      <w:hyperlink w:history="1" r:id="rId8igiwxd2ur--x-ldnssfh">
         <w:r>
           <w:rPr>
             <w:rFonts w:ascii="Calibri" w:cs="Calibri" w:eastAsia="Calibri" w:hAnsi="Calibri"/>
@@ -176,7 +176,7 @@
         </w:rPr>
         <w:t xml:space="preserve">Reel: </w:t>
       </w:r>
-      <w:hyperlink w:history="1" r:id="rId43ssn8ygdltspab95xgnu">
+      <w:hyperlink w:history="1" r:id="rIdrjwhno2s4u-m4ekght-zg">
         <w:r>
           <w:rPr>
             <w:rStyle w:val="Hyperlink"/>
@@ -207,7 +207,7 @@
         </w:rPr>
         <w:t xml:space="preserve">Construction into cinema: </w:t>
       </w:r>
-      <w:hyperlink w:history="1" r:id="rIdk9qsrs0jze4pspojxiz7e">
+      <w:hyperlink w:history="1" r:id="rIdtzo3xr9ufyolg2n9c0ftt">
         <w:r>
           <w:rPr>
             <w:rStyle w:val="Hyperlink"/>
@@ -247,7 +247,7 @@
         </w:rPr>
         <w:t xml:space="preserve">Trades and industrial: </w:t>
       </w:r>
-      <w:hyperlink w:history="1" r:id="rIdopvxyn80rexkmgx4jnvjr">
+      <w:hyperlink w:history="1" r:id="rIdjhgudjbyu2ny0iyiv-xur">
         <w:r>
           <w:rPr>
             <w:rStyle w:val="Hyperlink"/>
